--- a/meta_district_injury_atlas_india/submission_ijmr/05_supplementary_IJMR.docx
+++ b/meta_district_injury_atlas_india/submission_ijmr/05_supplementary_IJMR.docx
@@ -27,7 +27,7 @@
           <w:i/>
           <w:sz w:val="24"/>
         </w:rPr>
-        <w:t>A Bayesian data-fusion atlas of fatal injury across India's districts</w:t>
+        <w:t>Where India's injury deaths go uncounted: a district atlas of fatal injury burden and surveillance completeness</w:t>
       </w:r>
     </w:p>
     <w:p>

--- a/meta_district_injury_atlas_india/submission_ijmr/05_supplementary_IJMR.docx
+++ b/meta_district_injury_atlas_india/submission_ijmr/05_supplementary_IJMR.docx
@@ -55,7 +55,7 @@
           <w:i w:val="0"/>
           <w:sz w:val="24"/>
         </w:rPr>
-        <w:t>For cause k and State s, the true death count T[s] followed a log-normal prior centred on the GBD estimate with scale set from the reported 95% uncertainty interval. The administrative count was modelled as Poisson with mean T[s]·c[s], where c[s] is the population-weighted mean of district completeness c[d]. District completeness followed logit(c[d]) = γ + η·urbanicity[d] + w[d], with w a lightly smoothed term. The true district rate followed log λ[d] = α + Xβ + τ·φ[d] + v[d], with φ an ICAR field on the queen-contiguity district graph and v unstructured heterogeneity; λ[d] was rescaled within each State so that the population-weighted mean equalled the fused State rate. City anchors contributed a Poisson likelihood with mean pop_city·λ[d]·c[d].</w:t>
+        <w:t>For cause k and State s, the true death count T[s] followed a log-normal prior centred on the GBD estimate with scale set from the reported 95% uncertainty interval. The administrative count was modelled as Poisson with mean T[s]·c[s], where c[s] is the population-weighted mean of district completeness c[d]. District completeness followed logit(c[d]) = γ + η·urbanicity[d] + w[d]. The true district rate followed log λ[d] = α + Xβ + τ·φ[d] + v[d], with φ an ICAR field on the queen-contiguity district graph and v unstructured heterogeneity; λ[d] was rescaled within each State (or GBD-reporting bucket) so that the population-weighted mean equalled the fused State rate. City anchors contributed a Poisson likelihood with mean pop_city·λ[d]·c[d]. The priors on w and v were scaled per district by sqrt(pop[d] / median population), clipped to [0.15, 2.0], so that small-population districts — whose own heterogeneity term is only weakly constrained by the population-weighted benchmarking constraint — are shrunk more strongly toward the covariate/spatial structure, preventing implausible rates in thinly-populated districts. For the twelve districts in small union territories that GBD reports as a single pooled unit and that have no city anchor, the shared bucket-level R[state] and c[state] posterior draws are reported directly as the district estimate, rather than an unsupported district-specific disaggregation.</w:t>
       </w:r>
     </w:p>
     <w:p>
@@ -199,7 +199,7 @@
               <w:rPr>
                 <w:sz w:val="18"/>
               </w:rPr>
-              <w:t>296.0</w:t>
+              <w:t>498.0</w:t>
             </w:r>
           </w:p>
         </w:tc>
@@ -257,7 +257,7 @@
               <w:rPr>
                 <w:sz w:val="18"/>
               </w:rPr>
-              <w:t>228.0</w:t>
+              <w:t>208.0</w:t>
             </w:r>
           </w:p>
         </w:tc>
@@ -315,7 +315,7 @@
               <w:rPr>
                 <w:sz w:val="18"/>
               </w:rPr>
-              <w:t>735.0</w:t>
+              <w:t>657.0</w:t>
             </w:r>
           </w:p>
         </w:tc>
@@ -373,7 +373,7 @@
               <w:rPr>
                 <w:sz w:val="18"/>
               </w:rPr>
-              <w:t>319.0</w:t>
+              <w:t>310.0</w:t>
             </w:r>
           </w:p>
         </w:tc>
@@ -417,7 +417,7 @@
               <w:rPr>
                 <w:sz w:val="18"/>
               </w:rPr>
-              <w:t>1.01</w:t>
+              <w:t>1.0</w:t>
             </w:r>
           </w:p>
         </w:tc>
@@ -431,7 +431,7 @@
               <w:rPr>
                 <w:sz w:val="18"/>
               </w:rPr>
-              <w:t>463.0</w:t>
+              <w:t>517.0</w:t>
             </w:r>
           </w:p>
         </w:tc>
@@ -475,7 +475,7 @@
               <w:rPr>
                 <w:sz w:val="18"/>
               </w:rPr>
-              <w:t>1.01</w:t>
+              <w:t>1.0</w:t>
             </w:r>
           </w:p>
         </w:tc>
@@ -489,7 +489,7 @@
               <w:rPr>
                 <w:sz w:val="18"/>
               </w:rPr>
-              <w:t>335.0</w:t>
+              <w:t>773.0</w:t>
             </w:r>
           </w:p>
         </w:tc>
@@ -664,7 +664,7 @@
               <w:rPr>
                 <w:sz w:val="18"/>
               </w:rPr>
-              <w:t>0.884</w:t>
+              <w:t>0.813</w:t>
             </w:r>
           </w:p>
         </w:tc>
@@ -722,7 +722,7 @@
               <w:rPr>
                 <w:sz w:val="18"/>
               </w:rPr>
-              <w:t>0.851</w:t>
+              <w:t>0.815</w:t>
             </w:r>
           </w:p>
         </w:tc>
@@ -780,7 +780,7 @@
               <w:rPr>
                 <w:sz w:val="18"/>
               </w:rPr>
-              <w:t>0.897</w:t>
+              <w:t>0.816</w:t>
             </w:r>
           </w:p>
         </w:tc>
@@ -794,7 +794,7 @@
               <w:rPr>
                 <w:sz w:val="18"/>
               </w:rPr>
-              <w:t>0.31</w:t>
+              <w:t>0.3</w:t>
             </w:r>
           </w:p>
         </w:tc>
@@ -838,7 +838,7 @@
               <w:rPr>
                 <w:sz w:val="18"/>
               </w:rPr>
-              <w:t>0.879</w:t>
+              <w:t>0.828</w:t>
             </w:r>
           </w:p>
         </w:tc>
@@ -870,6 +870,517 @@
           <w:sz w:val="18"/>
         </w:rPr>
         <w:t>base: full model; no_icar: spatial term removed; fix_eta: completeness held constant within State; wide_eta: diffuse completeness-slope prior.</w:t>
+      </w:r>
+    </w:p>
+    <w:p>
+      <w:pPr>
+        <w:spacing w:after="120" w:line="480" w:lineRule="auto"/>
+        <w:jc w:val="left"/>
+      </w:pPr>
+      <w:r>
+        <w:rPr>
+          <w:b/>
+          <w:i w:val="0"/>
+          <w:sz w:val="24"/>
+        </w:rPr>
+        <w:t>S3b. Formal spatial model comparison</w:t>
+      </w:r>
+    </w:p>
+    <w:p>
+      <w:pPr>
+        <w:spacing w:after="120" w:line="360" w:lineRule="auto"/>
+        <w:jc w:val="both"/>
+      </w:pPr>
+      <w:r>
+        <w:rPr>
+          <w:b w:val="0"/>
+          <w:i w:val="0"/>
+          <w:sz w:val="24"/>
+        </w:rPr>
+        <w:t>As a secondary check on the five-fold cross-validation reported in Table 3 and Table S2, we also computed PSIS-LOO on the held-out city-anchor likelihood for the spatial and non-spatial road models (n=45 anchor observations). Because the initial fits showed a poor Pareto-k reliability diagnostic, we explicitly tested whether this reflected inadequate sampling: both models were refitted with four chains, 2000 tuning and 2000 post-warm-up draws and a target acceptance rate of 0.995. This eliminated divergent transitions entirely (0 across both refitted models) but did not improve the Pareto-k diagnostic (Table S3), indicating that the unreliability is a structural consequence of comparing district-level models on only 45 anchor observations rather than an artefact of insufficient sampling. We therefore report this PSIS-LOO comparison as exploratory only; the five-fold cross-validation in Table S2, which measures genuine held-out predictive error directly rather than relying on the PSIS approximation, remains the primary evidence that the spatial term adds little to out-of-sample prediction for this cause.</w:t>
+      </w:r>
+    </w:p>
+    <w:p>
+      <w:pPr>
+        <w:spacing w:after="60" w:line="240" w:lineRule="auto"/>
+        <w:jc w:val="left"/>
+      </w:pPr>
+      <w:r>
+        <w:rPr>
+          <w:b/>
+          <w:i w:val="0"/>
+          <w:sz w:val="24"/>
+        </w:rPr>
+        <w:t>Table S3. PSIS-LOO comparison of the spatial (ICAR) and non-spatial (covariates only) district models, road cause.</w:t>
+      </w:r>
+    </w:p>
+    <w:tbl>
+      <w:tblPr>
+        <w:tblStyle w:val="TableGrid"/>
+        <w:tblW w:type="auto" w:w="0"/>
+        <w:tblLook w:firstColumn="1" w:firstRow="1" w:lastColumn="0" w:lastRow="0" w:noHBand="0" w:noVBand="1" w:val="04A0"/>
+      </w:tblPr>
+      <w:tblGrid>
+        <w:gridCol w:w="941"/>
+        <w:gridCol w:w="941"/>
+        <w:gridCol w:w="941"/>
+        <w:gridCol w:w="941"/>
+        <w:gridCol w:w="941"/>
+        <w:gridCol w:w="941"/>
+        <w:gridCol w:w="941"/>
+        <w:gridCol w:w="941"/>
+        <w:gridCol w:w="941"/>
+        <w:gridCol w:w="941"/>
+      </w:tblGrid>
+      <w:tr>
+        <w:tc>
+          <w:tcPr>
+            <w:tcW w:type="dxa" w:w="941"/>
+          </w:tcPr>
+          <w:p>
+            <w:r/>
+            <w:r>
+              <w:rPr>
+                <w:b/>
+                <w:sz w:val="18"/>
+              </w:rPr>
+              <w:t>model</w:t>
+            </w:r>
+          </w:p>
+        </w:tc>
+        <w:tc>
+          <w:tcPr>
+            <w:tcW w:type="dxa" w:w="941"/>
+          </w:tcPr>
+          <w:p>
+            <w:r/>
+            <w:r>
+              <w:rPr>
+                <w:b/>
+                <w:sz w:val="18"/>
+              </w:rPr>
+              <w:t>elpd_loo</w:t>
+            </w:r>
+          </w:p>
+        </w:tc>
+        <w:tc>
+          <w:tcPr>
+            <w:tcW w:type="dxa" w:w="941"/>
+          </w:tcPr>
+          <w:p>
+            <w:r/>
+            <w:r>
+              <w:rPr>
+                <w:b/>
+                <w:sz w:val="18"/>
+              </w:rPr>
+              <w:t>se</w:t>
+            </w:r>
+          </w:p>
+        </w:tc>
+        <w:tc>
+          <w:tcPr>
+            <w:tcW w:type="dxa" w:w="941"/>
+          </w:tcPr>
+          <w:p>
+            <w:r/>
+            <w:r>
+              <w:rPr>
+                <w:b/>
+                <w:sz w:val="18"/>
+              </w:rPr>
+              <w:t>Divergences (refitted)</w:t>
+            </w:r>
+          </w:p>
+        </w:tc>
+        <w:tc>
+          <w:tcPr>
+            <w:tcW w:type="dxa" w:w="941"/>
+          </w:tcPr>
+          <w:p>
+            <w:r/>
+            <w:r>
+              <w:rPr>
+                <w:b/>
+                <w:sz w:val="18"/>
+              </w:rPr>
+              <w:t>n anchors</w:t>
+            </w:r>
+          </w:p>
+        </w:tc>
+        <w:tc>
+          <w:tcPr>
+            <w:tcW w:type="dxa" w:w="941"/>
+          </w:tcPr>
+          <w:p>
+            <w:r/>
+            <w:r>
+              <w:rPr>
+                <w:b/>
+                <w:sz w:val="18"/>
+              </w:rPr>
+              <w:t>Pareto k&lt;=0.7 (%)</w:t>
+            </w:r>
+          </w:p>
+        </w:tc>
+        <w:tc>
+          <w:tcPr>
+            <w:tcW w:type="dxa" w:w="941"/>
+          </w:tcPr>
+          <w:p>
+            <w:r/>
+            <w:r>
+              <w:rPr>
+                <w:b/>
+                <w:sz w:val="18"/>
+              </w:rPr>
+              <w:t>Pareto k&gt;0.7 (%)</w:t>
+            </w:r>
+          </w:p>
+        </w:tc>
+        <w:tc>
+          <w:tcPr>
+            <w:tcW w:type="dxa" w:w="941"/>
+          </w:tcPr>
+          <w:p>
+            <w:r/>
+            <w:r>
+              <w:rPr>
+                <w:b/>
+                <w:sz w:val="18"/>
+              </w:rPr>
+              <w:t>rank</w:t>
+            </w:r>
+          </w:p>
+        </w:tc>
+        <w:tc>
+          <w:tcPr>
+            <w:tcW w:type="dxa" w:w="941"/>
+          </w:tcPr>
+          <w:p>
+            <w:r/>
+            <w:r>
+              <w:rPr>
+                <w:b/>
+                <w:sz w:val="18"/>
+              </w:rPr>
+              <w:t>elpd_diff</w:t>
+            </w:r>
+          </w:p>
+        </w:tc>
+        <w:tc>
+          <w:tcPr>
+            <w:tcW w:type="dxa" w:w="941"/>
+          </w:tcPr>
+          <w:p>
+            <w:r/>
+            <w:r>
+              <w:rPr>
+                <w:b/>
+                <w:sz w:val="18"/>
+              </w:rPr>
+              <w:t>dse</w:t>
+            </w:r>
+          </w:p>
+        </w:tc>
+      </w:tr>
+      <w:tr>
+        <w:tc>
+          <w:tcPr>
+            <w:tcW w:type="dxa" w:w="941"/>
+          </w:tcPr>
+          <w:p>
+            <w:r/>
+            <w:r>
+              <w:rPr>
+                <w:sz w:val="18"/>
+              </w:rPr>
+              <w:t>spatial (ICAR)</w:t>
+            </w:r>
+          </w:p>
+        </w:tc>
+        <w:tc>
+          <w:tcPr>
+            <w:tcW w:type="dxa" w:w="941"/>
+          </w:tcPr>
+          <w:p>
+            <w:r/>
+            <w:r>
+              <w:rPr>
+                <w:sz w:val="18"/>
+              </w:rPr>
+              <w:t>-217.56</w:t>
+            </w:r>
+          </w:p>
+        </w:tc>
+        <w:tc>
+          <w:tcPr>
+            <w:tcW w:type="dxa" w:w="941"/>
+          </w:tcPr>
+          <w:p>
+            <w:r/>
+            <w:r>
+              <w:rPr>
+                <w:sz w:val="18"/>
+              </w:rPr>
+              <w:t>2.42</w:t>
+            </w:r>
+          </w:p>
+        </w:tc>
+        <w:tc>
+          <w:tcPr>
+            <w:tcW w:type="dxa" w:w="941"/>
+          </w:tcPr>
+          <w:p>
+            <w:r/>
+            <w:r>
+              <w:rPr>
+                <w:sz w:val="18"/>
+              </w:rPr>
+              <w:t>0</w:t>
+            </w:r>
+          </w:p>
+        </w:tc>
+        <w:tc>
+          <w:tcPr>
+            <w:tcW w:type="dxa" w:w="941"/>
+          </w:tcPr>
+          <w:p>
+            <w:r/>
+            <w:r>
+              <w:rPr>
+                <w:sz w:val="18"/>
+              </w:rPr>
+              <w:t>45</w:t>
+            </w:r>
+          </w:p>
+        </w:tc>
+        <w:tc>
+          <w:tcPr>
+            <w:tcW w:type="dxa" w:w="941"/>
+          </w:tcPr>
+          <w:p>
+            <w:r/>
+            <w:r>
+              <w:rPr>
+                <w:sz w:val="18"/>
+              </w:rPr>
+              <w:t>2.2</w:t>
+            </w:r>
+          </w:p>
+        </w:tc>
+        <w:tc>
+          <w:tcPr>
+            <w:tcW w:type="dxa" w:w="941"/>
+          </w:tcPr>
+          <w:p>
+            <w:r/>
+            <w:r>
+              <w:rPr>
+                <w:sz w:val="18"/>
+              </w:rPr>
+              <w:t>97.8</w:t>
+            </w:r>
+          </w:p>
+        </w:tc>
+        <w:tc>
+          <w:tcPr>
+            <w:tcW w:type="dxa" w:w="941"/>
+          </w:tcPr>
+          <w:p>
+            <w:r/>
+            <w:r>
+              <w:rPr>
+                <w:sz w:val="18"/>
+              </w:rPr>
+              <w:t>1</w:t>
+            </w:r>
+          </w:p>
+        </w:tc>
+        <w:tc>
+          <w:tcPr>
+            <w:tcW w:type="dxa" w:w="941"/>
+          </w:tcPr>
+          <w:p>
+            <w:r/>
+            <w:r>
+              <w:rPr>
+                <w:sz w:val="18"/>
+              </w:rPr>
+              <w:t>-0.0</w:t>
+            </w:r>
+          </w:p>
+        </w:tc>
+        <w:tc>
+          <w:tcPr>
+            <w:tcW w:type="dxa" w:w="941"/>
+          </w:tcPr>
+          <w:p>
+            <w:r/>
+            <w:r>
+              <w:rPr>
+                <w:sz w:val="18"/>
+              </w:rPr>
+              <w:t>1.1</w:t>
+            </w:r>
+          </w:p>
+        </w:tc>
+      </w:tr>
+      <w:tr>
+        <w:tc>
+          <w:tcPr>
+            <w:tcW w:type="dxa" w:w="941"/>
+          </w:tcPr>
+          <w:p>
+            <w:r/>
+            <w:r>
+              <w:rPr>
+                <w:sz w:val="18"/>
+              </w:rPr>
+              <w:t>non-spatial (covariates only)</w:t>
+            </w:r>
+          </w:p>
+        </w:tc>
+        <w:tc>
+          <w:tcPr>
+            <w:tcW w:type="dxa" w:w="941"/>
+          </w:tcPr>
+          <w:p>
+            <w:r/>
+            <w:r>
+              <w:rPr>
+                <w:sz w:val="18"/>
+              </w:rPr>
+              <w:t>-217.5</w:t>
+            </w:r>
+          </w:p>
+        </w:tc>
+        <w:tc>
+          <w:tcPr>
+            <w:tcW w:type="dxa" w:w="941"/>
+          </w:tcPr>
+          <w:p>
+            <w:r/>
+            <w:r>
+              <w:rPr>
+                <w:sz w:val="18"/>
+              </w:rPr>
+              <w:t>2.4</w:t>
+            </w:r>
+          </w:p>
+        </w:tc>
+        <w:tc>
+          <w:tcPr>
+            <w:tcW w:type="dxa" w:w="941"/>
+          </w:tcPr>
+          <w:p>
+            <w:r/>
+            <w:r>
+              <w:rPr>
+                <w:sz w:val="18"/>
+              </w:rPr>
+              <w:t>0</w:t>
+            </w:r>
+          </w:p>
+        </w:tc>
+        <w:tc>
+          <w:tcPr>
+            <w:tcW w:type="dxa" w:w="941"/>
+          </w:tcPr>
+          <w:p>
+            <w:r/>
+            <w:r>
+              <w:rPr>
+                <w:sz w:val="18"/>
+              </w:rPr>
+              <w:t>45</w:t>
+            </w:r>
+          </w:p>
+        </w:tc>
+        <w:tc>
+          <w:tcPr>
+            <w:tcW w:type="dxa" w:w="941"/>
+          </w:tcPr>
+          <w:p>
+            <w:r/>
+            <w:r>
+              <w:rPr>
+                <w:sz w:val="18"/>
+              </w:rPr>
+              <w:t>11.1</w:t>
+            </w:r>
+          </w:p>
+        </w:tc>
+        <w:tc>
+          <w:tcPr>
+            <w:tcW w:type="dxa" w:w="941"/>
+          </w:tcPr>
+          <w:p>
+            <w:r/>
+            <w:r>
+              <w:rPr>
+                <w:sz w:val="18"/>
+              </w:rPr>
+              <w:t>88.9</w:t>
+            </w:r>
+          </w:p>
+        </w:tc>
+        <w:tc>
+          <w:tcPr>
+            <w:tcW w:type="dxa" w:w="941"/>
+          </w:tcPr>
+          <w:p>
+            <w:r/>
+            <w:r>
+              <w:rPr>
+                <w:sz w:val="18"/>
+              </w:rPr>
+              <w:t>0</w:t>
+            </w:r>
+          </w:p>
+        </w:tc>
+        <w:tc>
+          <w:tcPr>
+            <w:tcW w:type="dxa" w:w="941"/>
+          </w:tcPr>
+          <w:p>
+            <w:r/>
+            <w:r>
+              <w:rPr>
+                <w:sz w:val="18"/>
+              </w:rPr>
+              <w:t>0.0</w:t>
+            </w:r>
+          </w:p>
+        </w:tc>
+        <w:tc>
+          <w:tcPr>
+            <w:tcW w:type="dxa" w:w="941"/>
+          </w:tcPr>
+          <w:p>
+            <w:r/>
+            <w:r>
+              <w:rPr>
+                <w:sz w:val="18"/>
+              </w:rPr>
+              <w:t>0.0</w:t>
+            </w:r>
+          </w:p>
+        </w:tc>
+      </w:tr>
+    </w:tbl>
+    <w:p>
+      <w:pPr>
+        <w:spacing w:after="120" w:line="240" w:lineRule="auto"/>
+        <w:jc w:val="both"/>
+      </w:pPr>
+      <w:r>
+        <w:rPr>
+          <w:b w:val="0"/>
+          <w:i/>
+          <w:sz w:val="18"/>
+        </w:rPr>
+        <w:t>elpd_loo: expected log pointwise predictive density (higher is better); elpd_diff/dse: difference from the best model and its standard error. Pareto k diagnoses the reliability of the PSIS-LOO approximation at each held-out point; values above 0.7 indicate the approximation may be unreliable. Divergences (refitted) confirms the poor Pareto-k values are not attributable to inadequate sampling: both models were refitted with four chains and a 0.995 target acceptance rate and produced zero divergent transitions, yet Pareto-k did not improve, most likely reflecting the small anchor sample rather than a model or sampling failure. Evaluated on the held-out metropolitan-city anchor likelihood only.</w:t>
       </w:r>
     </w:p>
     <w:p>
@@ -925,7 +1436,7 @@
           <w:i w:val="0"/>
           <w:sz w:val="24"/>
         </w:rPr>
-        <w:t>GBD 2023 (IHME); NCRB ADSI 2023 (Ministry of Home Affairs); Census of India 2011; NFHS-5 district factsheets (IIPS); geoBoundaries ADM2. All public. Extraction and modelling code: https://github.com/hssling/injury-india-public-health.</w:t>
+        <w:t>GBD 2023 (IHME); NCRB ADSI 2023 (Ministry of Home Affairs); Census of India 2011; NFHS-5 district factsheets (IIPS); district boundary compilation sourced from the Local Government Directory, Survey of India, Bhuvan and DataMeet. All public. Extraction and modelling code: https://github.com/hssling/injury-india-public-health.</w:t>
       </w:r>
     </w:p>
     <w:sectPr>
